--- a/Устав/_документы/СТ по Уставу.docx
+++ b/Устав/_документы/СТ по Уставу.docx
@@ -53,10 +53,10 @@
         <w:tblLook w:val="04A0" w:firstRow="1" w:lastRow="0" w:firstColumn="1" w:lastColumn="0" w:noHBand="0" w:noVBand="1"/>
       </w:tblPr>
       <w:tblGrid>
-        <w:gridCol w:w="879"/>
-        <w:gridCol w:w="3506"/>
-        <w:gridCol w:w="6459"/>
-        <w:gridCol w:w="3716"/>
+        <w:gridCol w:w="884"/>
+        <w:gridCol w:w="3531"/>
+        <w:gridCol w:w="6402"/>
+        <w:gridCol w:w="3743"/>
       </w:tblGrid>
       <w:tr>
         <w:trPr>
@@ -64,7 +64,7 @@
         </w:trPr>
         <w:tc>
           <w:tcPr>
-            <w:tcW w:w="737" w:type="dxa"/>
+            <w:tcW w:w="884" w:type="dxa"/>
             <w:tcBorders>
               <w:bottom w:val="single" w:sz="4" w:space="0" w:color="auto"/>
             </w:tcBorders>
@@ -95,7 +95,7 @@
         </w:tc>
         <w:tc>
           <w:tcPr>
-            <w:tcW w:w="3103" w:type="dxa"/>
+            <w:tcW w:w="3531" w:type="dxa"/>
             <w:tcBorders>
               <w:bottom w:val="single" w:sz="4" w:space="0" w:color="auto"/>
             </w:tcBorders>
@@ -126,7 +126,7 @@
         </w:tc>
         <w:tc>
           <w:tcPr>
-            <w:tcW w:w="7428" w:type="dxa"/>
+            <w:tcW w:w="6402" w:type="dxa"/>
             <w:tcBorders>
               <w:bottom w:val="single" w:sz="4" w:space="0" w:color="auto"/>
             </w:tcBorders>
@@ -157,7 +157,7 @@
         </w:tc>
         <w:tc>
           <w:tcPr>
-            <w:tcW w:w="3292" w:type="dxa"/>
+            <w:tcW w:w="3743" w:type="dxa"/>
             <w:tcBorders>
               <w:bottom w:val="single" w:sz="4" w:space="0" w:color="auto"/>
             </w:tcBorders>
@@ -223,7 +223,7 @@
       <w:tr>
         <w:tc>
           <w:tcPr>
-            <w:tcW w:w="737" w:type="dxa"/>
+            <w:tcW w:w="884" w:type="dxa"/>
             <w:tcBorders>
               <w:bottom w:val="single" w:sz="4" w:space="0" w:color="auto"/>
             </w:tcBorders>
@@ -251,7 +251,7 @@
         </w:tc>
         <w:tc>
           <w:tcPr>
-            <w:tcW w:w="3103" w:type="dxa"/>
+            <w:tcW w:w="3531" w:type="dxa"/>
             <w:tcBorders>
               <w:bottom w:val="single" w:sz="4" w:space="0" w:color="auto"/>
             </w:tcBorders>
@@ -336,7 +336,7 @@
         </w:tc>
         <w:tc>
           <w:tcPr>
-            <w:tcW w:w="7428" w:type="dxa"/>
+            <w:tcW w:w="6402" w:type="dxa"/>
             <w:tcBorders>
               <w:bottom w:val="single" w:sz="4" w:space="0" w:color="auto"/>
             </w:tcBorders>
@@ -524,7 +524,7 @@
         </w:tc>
         <w:tc>
           <w:tcPr>
-            <w:tcW w:w="3292" w:type="dxa"/>
+            <w:tcW w:w="3743" w:type="dxa"/>
             <w:tcBorders>
               <w:bottom w:val="single" w:sz="4" w:space="0" w:color="auto"/>
             </w:tcBorders>
@@ -547,7 +547,23 @@
                 <w:szCs w:val="28"/>
               </w:rPr>
               <w:lastRenderedPageBreak/>
-              <w:t>Закрепление наименований, используемых в официальных коммуникациях, в том числе наименования Проектного офиса для Центральной Азии по изменению климата и зеленой энергетике. Юридические наименования не изменяются — в соответствии с сертификатом о регистрации Фонда в МФЦА</w:t>
+              <w:t xml:space="preserve">Закрепление наименований, используемых в официальных коммуникациях, в том числе наименования Проектного офиса для Центральной Азии по изменению климата и зеленой энергетике. Юридические наименования не изменяются </w:t>
+            </w:r>
+            <w:r>
+              <w:rPr>
+                <w:rFonts w:ascii="Times New Roman" w:hAnsi="Times New Roman" w:cs="Times New Roman"/>
+                <w:sz w:val="28"/>
+                <w:szCs w:val="28"/>
+              </w:rPr>
+              <w:t>–</w:t>
+            </w:r>
+            <w:r>
+              <w:rPr>
+                <w:rFonts w:ascii="Times New Roman" w:hAnsi="Times New Roman" w:cs="Times New Roman"/>
+                <w:sz w:val="28"/>
+                <w:szCs w:val="28"/>
+              </w:rPr>
+              <w:t xml:space="preserve"> в соответствии с сертификатом о регистрации Фонда в МФЦА</w:t>
             </w:r>
           </w:p>
         </w:tc>
@@ -588,7 +604,7 @@
       <w:tr>
         <w:tc>
           <w:tcPr>
-            <w:tcW w:w="737" w:type="dxa"/>
+            <w:tcW w:w="884" w:type="dxa"/>
             <w:tcBorders>
               <w:bottom w:val="single" w:sz="4" w:space="0" w:color="auto"/>
             </w:tcBorders>
@@ -616,7 +632,7 @@
         </w:tc>
         <w:tc>
           <w:tcPr>
-            <w:tcW w:w="3103" w:type="dxa"/>
+            <w:tcW w:w="3531" w:type="dxa"/>
             <w:tcBorders>
               <w:bottom w:val="single" w:sz="4" w:space="0" w:color="auto"/>
             </w:tcBorders>
@@ -710,7 +726,7 @@
         </w:tc>
         <w:tc>
           <w:tcPr>
-            <w:tcW w:w="7428" w:type="dxa"/>
+            <w:tcW w:w="6402" w:type="dxa"/>
             <w:tcBorders>
               <w:bottom w:val="single" w:sz="4" w:space="0" w:color="auto"/>
             </w:tcBorders>
@@ -1077,7 +1093,7 @@
         </w:tc>
         <w:tc>
           <w:tcPr>
-            <w:tcW w:w="3292" w:type="dxa"/>
+            <w:tcW w:w="3743" w:type="dxa"/>
             <w:tcBorders>
               <w:bottom w:val="single" w:sz="4" w:space="0" w:color="auto"/>
             </w:tcBorders>
@@ -1117,7 +1133,7 @@
       <w:tr>
         <w:tc>
           <w:tcPr>
-            <w:tcW w:w="737" w:type="dxa"/>
+            <w:tcW w:w="884" w:type="dxa"/>
             <w:tcBorders>
               <w:bottom w:val="single" w:sz="4" w:space="0" w:color="auto"/>
             </w:tcBorders>
@@ -1146,7 +1162,7 @@
         </w:tc>
         <w:tc>
           <w:tcPr>
-            <w:tcW w:w="3103" w:type="dxa"/>
+            <w:tcW w:w="3531" w:type="dxa"/>
             <w:tcBorders>
               <w:bottom w:val="single" w:sz="4" w:space="0" w:color="auto"/>
             </w:tcBorders>
@@ -1168,13 +1184,13 @@
                 <w:sz w:val="28"/>
                 <w:szCs w:val="28"/>
               </w:rPr>
-              <w:t>—</w:t>
-            </w:r>
-          </w:p>
-        </w:tc>
-        <w:tc>
-          <w:tcPr>
-            <w:tcW w:w="7428" w:type="dxa"/>
+              <w:t>–</w:t>
+            </w:r>
+          </w:p>
+        </w:tc>
+        <w:tc>
+          <w:tcPr>
+            <w:tcW w:w="6402" w:type="dxa"/>
             <w:tcBorders>
               <w:bottom w:val="single" w:sz="4" w:space="0" w:color="auto"/>
             </w:tcBorders>
@@ -1197,23 +1213,13 @@
                 <w:sz w:val="28"/>
                 <w:szCs w:val="28"/>
               </w:rPr>
-              <w:t xml:space="preserve">3.2. Для достижения целей Фонда решением Управляющего совета в структуру Фонда включаются Учебный центр, Экспертный совет </w:t>
-            </w:r>
-            <w:r>
-              <w:rPr>
-                <w:rFonts w:ascii="Times New Roman" w:hAnsi="Times New Roman" w:cs="Times New Roman"/>
-                <w:b/>
-                <w:sz w:val="28"/>
-                <w:szCs w:val="28"/>
-              </w:rPr>
-              <w:lastRenderedPageBreak/>
-              <w:t>и иные подразделения и консультативно-совещательные органы. Статус, задачи и порядок работы таких подразделений и органов определяются положениями, утверждаемыми Управляющим советом.</w:t>
-            </w:r>
-          </w:p>
-        </w:tc>
-        <w:tc>
-          <w:tcPr>
-            <w:tcW w:w="3292" w:type="dxa"/>
+              <w:t>3.2. Для достижения целей Фонда решением Управляющего совета в структуру Фонда включаются Учебный центр, Экспертный совет и иные подразделения и консультативно-совещательные органы. Статус, задачи и порядок работы таких подразделений и органов определяются положениями, утверждаемыми Управляющим советом.</w:t>
+            </w:r>
+          </w:p>
+        </w:tc>
+        <w:tc>
+          <w:tcPr>
+            <w:tcW w:w="3743" w:type="dxa"/>
             <w:tcBorders>
               <w:bottom w:val="single" w:sz="4" w:space="0" w:color="auto"/>
             </w:tcBorders>
@@ -1235,17 +1241,7 @@
                 <w:sz w:val="28"/>
                 <w:szCs w:val="28"/>
               </w:rPr>
-              <w:lastRenderedPageBreak/>
-              <w:t xml:space="preserve">Закрепление в Уставе порядка формирования структуры Фонда; в части 3 </w:t>
-            </w:r>
-            <w:r>
-              <w:rPr>
-                <w:rFonts w:ascii="Times New Roman" w:hAnsi="Times New Roman" w:cs="Times New Roman"/>
-                <w:sz w:val="28"/>
-                <w:szCs w:val="28"/>
-              </w:rPr>
-              <w:lastRenderedPageBreak/>
-              <w:t>«Цели Фонда» пункт 3.2 отсутствует</w:t>
+              <w:t>Закрепление в Уставе порядка формирования структуры Фонда; в части 3 «Цели Фонда» пункт 3.2 отсутствует</w:t>
             </w:r>
           </w:p>
         </w:tc>
@@ -1253,7 +1249,7 @@
       <w:tr>
         <w:tc>
           <w:tcPr>
-            <w:tcW w:w="737" w:type="dxa"/>
+            <w:tcW w:w="884" w:type="dxa"/>
             <w:tcBorders>
               <w:bottom w:val="single" w:sz="4" w:space="0" w:color="auto"/>
             </w:tcBorders>
@@ -1275,14 +1271,13 @@
                 <w:sz w:val="28"/>
                 <w:szCs w:val="28"/>
               </w:rPr>
-              <w:lastRenderedPageBreak/>
               <w:t>4</w:t>
             </w:r>
           </w:p>
         </w:tc>
         <w:tc>
           <w:tcPr>
-            <w:tcW w:w="3103" w:type="dxa"/>
+            <w:tcW w:w="3531" w:type="dxa"/>
             <w:tcBorders>
               <w:bottom w:val="single" w:sz="4" w:space="0" w:color="auto"/>
             </w:tcBorders>
@@ -1310,7 +1305,7 @@
         </w:tc>
         <w:tc>
           <w:tcPr>
-            <w:tcW w:w="7428" w:type="dxa"/>
+            <w:tcW w:w="6402" w:type="dxa"/>
             <w:tcBorders>
               <w:bottom w:val="single" w:sz="4" w:space="0" w:color="auto"/>
             </w:tcBorders>
@@ -1355,7 +1350,7 @@
         </w:tc>
         <w:tc>
           <w:tcPr>
-            <w:tcW w:w="3292" w:type="dxa"/>
+            <w:tcW w:w="3743" w:type="dxa"/>
             <w:tcBorders>
               <w:bottom w:val="single" w:sz="4" w:space="0" w:color="auto"/>
             </w:tcBorders>
@@ -1377,7 +1372,23 @@
                 <w:sz w:val="28"/>
                 <w:szCs w:val="28"/>
               </w:rPr>
-              <w:t>Фонд создан как благотворительный (пункт 2.2): платные услуги допускаются как сопутствующие целям, доходы — только на цели Фонда (пункт 4.2)</w:t>
+              <w:t xml:space="preserve">Фонд создан как благотворительный (пункт 2.2): платные услуги допускаются как сопутствующие целям, доходы </w:t>
+            </w:r>
+            <w:r>
+              <w:rPr>
+                <w:rFonts w:ascii="Times New Roman" w:hAnsi="Times New Roman" w:cs="Times New Roman"/>
+                <w:sz w:val="28"/>
+                <w:szCs w:val="28"/>
+              </w:rPr>
+              <w:t>–</w:t>
+            </w:r>
+            <w:r>
+              <w:rPr>
+                <w:rFonts w:ascii="Times New Roman" w:hAnsi="Times New Roman" w:cs="Times New Roman"/>
+                <w:sz w:val="28"/>
+                <w:szCs w:val="28"/>
+              </w:rPr>
+              <w:t xml:space="preserve"> только на цели Фонда (пункт 4.2)</w:t>
             </w:r>
           </w:p>
         </w:tc>
@@ -1410,7 +1421,7 @@
                 <w:sz w:val="28"/>
                 <w:szCs w:val="28"/>
               </w:rPr>
-              <w:t>III. Технические правки</w:t>
+              <w:t>III. Надзор Попечительского совета</w:t>
             </w:r>
           </w:p>
         </w:tc>
@@ -1418,7 +1429,7 @@
       <w:tr>
         <w:tc>
           <w:tcPr>
-            <w:tcW w:w="737" w:type="dxa"/>
+            <w:tcW w:w="884" w:type="dxa"/>
             <w:tcBorders>
               <w:bottom w:val="single" w:sz="4" w:space="0" w:color="auto"/>
             </w:tcBorders>
@@ -1446,7 +1457,7 @@
         </w:tc>
         <w:tc>
           <w:tcPr>
-            <w:tcW w:w="3103" w:type="dxa"/>
+            <w:tcW w:w="3531" w:type="dxa"/>
             <w:tcBorders>
               <w:bottom w:val="single" w:sz="4" w:space="0" w:color="auto"/>
             </w:tcBorders>
@@ -1468,108 +1479,13 @@
                 <w:sz w:val="28"/>
                 <w:szCs w:val="28"/>
               </w:rPr>
-              <w:t>Часть 3. Имущество Фонда</w:t>
-            </w:r>
-          </w:p>
-          <w:p>
-            <w:pPr>
-              <w:spacing w:line="276" w:lineRule="auto"/>
-              <w:jc w:val="both"/>
-              <w:rPr>
-                <w:rFonts w:ascii="Times New Roman" w:hAnsi="Times New Roman" w:cs="Times New Roman"/>
-                <w:sz w:val="28"/>
-                <w:szCs w:val="28"/>
-              </w:rPr>
-            </w:pPr>
-            <w:r>
-              <w:rPr>
-                <w:rFonts w:ascii="Times New Roman" w:hAnsi="Times New Roman" w:cs="Times New Roman"/>
-                <w:sz w:val="28"/>
-                <w:szCs w:val="28"/>
-              </w:rPr>
-              <w:t>3.1. … 3.3. …</w:t>
-            </w:r>
-          </w:p>
-          <w:p>
-            <w:pPr>
-              <w:spacing w:line="276" w:lineRule="auto"/>
-              <w:jc w:val="both"/>
-              <w:rPr>
-                <w:rFonts w:ascii="Times New Roman" w:hAnsi="Times New Roman" w:cs="Times New Roman"/>
-                <w:sz w:val="28"/>
-                <w:szCs w:val="28"/>
-              </w:rPr>
-            </w:pPr>
-            <w:r>
-              <w:rPr>
-                <w:rFonts w:ascii="Times New Roman" w:hAnsi="Times New Roman" w:cs="Times New Roman"/>
-                <w:sz w:val="28"/>
-                <w:szCs w:val="28"/>
-              </w:rPr>
-              <w:t>Часть 3. Цели Фонда</w:t>
-            </w:r>
-          </w:p>
-          <w:p>
-            <w:pPr>
-              <w:spacing w:line="276" w:lineRule="auto"/>
-              <w:jc w:val="both"/>
-              <w:rPr>
-                <w:rFonts w:ascii="Times New Roman" w:hAnsi="Times New Roman" w:cs="Times New Roman"/>
-                <w:sz w:val="28"/>
-                <w:szCs w:val="28"/>
-              </w:rPr>
-            </w:pPr>
-            <w:r>
-              <w:rPr>
-                <w:rFonts w:ascii="Times New Roman" w:hAnsi="Times New Roman" w:cs="Times New Roman"/>
-                <w:sz w:val="28"/>
-                <w:szCs w:val="28"/>
-              </w:rPr>
-              <w:t>Часть 4. Источник финансирования Фонда</w:t>
-            </w:r>
-          </w:p>
-          <w:p>
-            <w:pPr>
-              <w:spacing w:line="276" w:lineRule="auto"/>
-              <w:jc w:val="both"/>
-              <w:rPr>
-                <w:rFonts w:ascii="Times New Roman" w:hAnsi="Times New Roman" w:cs="Times New Roman"/>
-                <w:sz w:val="28"/>
-                <w:szCs w:val="28"/>
-              </w:rPr>
-            </w:pPr>
-            <w:r>
-              <w:rPr>
-                <w:rFonts w:ascii="Times New Roman" w:hAnsi="Times New Roman" w:cs="Times New Roman"/>
-                <w:sz w:val="28"/>
-                <w:szCs w:val="28"/>
-              </w:rPr>
-              <w:t>Часть 5. Поправки и отзывы</w:t>
-            </w:r>
-          </w:p>
-          <w:p>
-            <w:pPr>
-              <w:spacing w:line="276" w:lineRule="auto"/>
-              <w:jc w:val="both"/>
-              <w:rPr>
-                <w:rFonts w:ascii="Times New Roman" w:hAnsi="Times New Roman" w:cs="Times New Roman"/>
-                <w:sz w:val="28"/>
-                <w:szCs w:val="28"/>
-              </w:rPr>
-            </w:pPr>
-            <w:r>
-              <w:rPr>
-                <w:rFonts w:ascii="Times New Roman" w:hAnsi="Times New Roman" w:cs="Times New Roman"/>
-                <w:sz w:val="28"/>
-                <w:szCs w:val="28"/>
-              </w:rPr>
-              <w:t>Часть 6. Заявление</w:t>
-            </w:r>
-          </w:p>
-        </w:tc>
-        <w:tc>
-          <w:tcPr>
-            <w:tcW w:w="7428" w:type="dxa"/>
+              <w:t>1.5. 1) Фонд независим в определении своих целей, политики и в своей деятельности под контролем Попечительского совета;</w:t>
+            </w:r>
+          </w:p>
+        </w:tc>
+        <w:tc>
+          <w:tcPr>
+            <w:tcW w:w="6402" w:type="dxa"/>
             <w:tcBorders>
               <w:bottom w:val="single" w:sz="4" w:space="0" w:color="auto"/>
             </w:tcBorders>
@@ -1581,108 +1497,57 @@
               <w:jc w:val="both"/>
               <w:rPr>
                 <w:rFonts w:ascii="Times New Roman" w:hAnsi="Times New Roman" w:cs="Times New Roman"/>
-                <w:b/>
-                <w:sz w:val="28"/>
-                <w:szCs w:val="28"/>
-              </w:rPr>
-            </w:pPr>
-            <w:r>
-              <w:rPr>
-                <w:rFonts w:ascii="Times New Roman" w:hAnsi="Times New Roman" w:cs="Times New Roman"/>
-                <w:b/>
-                <w:sz w:val="28"/>
-                <w:szCs w:val="28"/>
-              </w:rPr>
-              <w:t>Часть 3. Имущество Фонда (пункты 3.1, 3.2)</w:t>
-            </w:r>
-          </w:p>
-          <w:p>
-            <w:pPr>
-              <w:spacing w:line="276" w:lineRule="auto"/>
-              <w:jc w:val="both"/>
-              <w:rPr>
-                <w:rFonts w:ascii="Times New Roman" w:hAnsi="Times New Roman" w:cs="Times New Roman"/>
-                <w:b/>
-                <w:sz w:val="28"/>
-                <w:szCs w:val="28"/>
-              </w:rPr>
-            </w:pPr>
-            <w:r>
-              <w:rPr>
-                <w:rFonts w:ascii="Times New Roman" w:hAnsi="Times New Roman" w:cs="Times New Roman"/>
-                <w:b/>
-                <w:sz w:val="28"/>
-                <w:szCs w:val="28"/>
-              </w:rPr>
-              <w:t>Часть 4. Цели Фонда (пункты 4.1, 4.2)</w:t>
-            </w:r>
-          </w:p>
-          <w:p>
-            <w:pPr>
-              <w:spacing w:line="276" w:lineRule="auto"/>
-              <w:jc w:val="both"/>
-              <w:rPr>
-                <w:rFonts w:ascii="Times New Roman" w:hAnsi="Times New Roman" w:cs="Times New Roman"/>
-                <w:b/>
-                <w:sz w:val="28"/>
-                <w:szCs w:val="28"/>
-              </w:rPr>
-            </w:pPr>
-            <w:r>
-              <w:rPr>
-                <w:rFonts w:ascii="Times New Roman" w:hAnsi="Times New Roman" w:cs="Times New Roman"/>
-                <w:b/>
-                <w:sz w:val="28"/>
-                <w:szCs w:val="28"/>
-              </w:rPr>
-              <w:t>Часть 5. Источник финансирования Фонда</w:t>
-            </w:r>
-          </w:p>
-          <w:p>
-            <w:pPr>
-              <w:spacing w:line="276" w:lineRule="auto"/>
-              <w:jc w:val="both"/>
-              <w:rPr>
-                <w:rFonts w:ascii="Times New Roman" w:hAnsi="Times New Roman" w:cs="Times New Roman"/>
-                <w:b/>
-                <w:sz w:val="28"/>
-                <w:szCs w:val="28"/>
-              </w:rPr>
-            </w:pPr>
-            <w:r>
-              <w:rPr>
-                <w:rFonts w:ascii="Times New Roman" w:hAnsi="Times New Roman" w:cs="Times New Roman"/>
-                <w:b/>
-                <w:sz w:val="28"/>
-                <w:szCs w:val="28"/>
-              </w:rPr>
-              <w:t>Часть 6. Поправки и отзывы</w:t>
-            </w:r>
-          </w:p>
-          <w:p>
-            <w:pPr>
-              <w:spacing w:line="276" w:lineRule="auto"/>
-              <w:jc w:val="both"/>
-              <w:rPr>
-                <w:rFonts w:ascii="Times New Roman" w:hAnsi="Times New Roman" w:cs="Times New Roman"/>
-                <w:sz w:val="28"/>
-                <w:szCs w:val="28"/>
-              </w:rPr>
-            </w:pPr>
-            <w:r>
-              <w:rPr>
-                <w:rFonts w:ascii="Times New Roman" w:hAnsi="Times New Roman" w:cs="Times New Roman"/>
-                <w:b/>
-                <w:sz w:val="28"/>
-                <w:szCs w:val="28"/>
-              </w:rPr>
-              <w:t>Часть 7. Заявление</w:t>
-            </w:r>
-          </w:p>
-        </w:tc>
-        <w:tc>
-          <w:tcPr>
-            <w:tcW w:w="3292" w:type="dxa"/>
+                <w:sz w:val="28"/>
+                <w:szCs w:val="28"/>
+              </w:rPr>
+            </w:pPr>
+            <w:r>
+              <w:rPr>
+                <w:rFonts w:ascii="Times New Roman" w:hAnsi="Times New Roman" w:cs="Times New Roman"/>
+                <w:sz w:val="28"/>
+                <w:szCs w:val="28"/>
+              </w:rPr>
+              <w:t xml:space="preserve">1.5. 1) Фонд независим в определении своих целей, политики и в своей деятельности под </w:t>
+            </w:r>
+            <w:r>
+              <w:rPr>
+                <w:rFonts w:ascii="Times New Roman" w:hAnsi="Times New Roman" w:cs="Times New Roman"/>
+                <w:b/>
+                <w:sz w:val="28"/>
+                <w:szCs w:val="28"/>
+              </w:rPr>
+              <w:t>надзором</w:t>
+            </w:r>
+            <w:r>
+              <w:rPr>
+                <w:rFonts w:ascii="Times New Roman" w:hAnsi="Times New Roman" w:cs="Times New Roman"/>
+                <w:sz w:val="28"/>
+                <w:szCs w:val="28"/>
+              </w:rPr>
+              <w:t xml:space="preserve"> Попечительского совета</w:t>
+            </w:r>
+            <w:r>
+              <w:rPr>
+                <w:rFonts w:ascii="Times New Roman" w:hAnsi="Times New Roman" w:cs="Times New Roman"/>
+                <w:b/>
+                <w:sz w:val="28"/>
+                <w:szCs w:val="28"/>
+              </w:rPr>
+              <w:t>, осуществляемым в порядке и пределах, установленных Положением</w:t>
+            </w:r>
+            <w:r>
+              <w:rPr>
+                <w:rFonts w:ascii="Times New Roman" w:hAnsi="Times New Roman" w:cs="Times New Roman"/>
+                <w:sz w:val="28"/>
+                <w:szCs w:val="28"/>
+              </w:rPr>
+              <w:t>;</w:t>
+            </w:r>
+          </w:p>
+        </w:tc>
+        <w:tc>
+          <w:tcPr>
+            <w:tcW w:w="3743" w:type="dxa"/>
             <w:tcBorders>
               <w:bottom w:val="single" w:sz="4" w:space="0" w:color="auto"/>
             </w:tcBorders>
@@ -1704,16 +1569,7 @@
                 <w:sz w:val="28"/>
                 <w:szCs w:val="28"/>
               </w:rPr>
-              <w:t xml:space="preserve">Две части имеют номер 3, в части «Имущество Фонда» пропущен пункт 3.2. При подготовке новой редакции Устава нумерация частей и пунктов приводится в порядок; пункты 3.1 и 3.2 части «Цели Фонда» (позиции 2–4 настоящей </w:t>
-            </w:r>
-            <w:r>
-              <w:rPr>
-                <w:rFonts w:ascii="Times New Roman" w:hAnsi="Times New Roman" w:cs="Times New Roman"/>
-                <w:sz w:val="28"/>
-                <w:szCs w:val="28"/>
-              </w:rPr>
-              <w:lastRenderedPageBreak/>
-              <w:t>таблицы) становятся пунктами 4.1 и 4.2</w:t>
+              <w:t>Попечительский совет (Верховный попечитель) осуществляет надзор за Фондом, а не текущее управление: бюджет, политики и сделки с основными средствами утверждает Управляющий совет с уведомлением Верховного попечителя (Положение, п. 3.10–3.12, 8.4, 8.7, 14.1). Регламент фондов МФЦА, п. 20(8)–(10). «Надзор» – в соответствии с английским текстом («under supervision»)</w:t>
             </w:r>
           </w:p>
         </w:tc>
@@ -1721,7 +1577,43 @@
       <w:tr>
         <w:tc>
           <w:tcPr>
-            <w:tcW w:w="737" w:type="dxa"/>
+            <w:tcW w:w="14560" w:type="dxa"/>
+            <w:gridSpan w:val="4"/>
+            <w:tcBorders>
+              <w:bottom w:val="single" w:sz="4" w:space="0" w:color="auto"/>
+            </w:tcBorders>
+            <w:shd w:val="clear" w:color="auto" w:fill="F2F2F2"/>
+          </w:tcPr>
+          <w:p>
+            <w:pPr>
+              <w:spacing w:line="276" w:lineRule="auto"/>
+              <w:jc w:val="center"/>
+              <w:rPr>
+                <w:rFonts w:ascii="Times New Roman" w:hAnsi="Times New Roman" w:cs="Times New Roman"/>
+                <w:b/>
+                <w:sz w:val="28"/>
+                <w:szCs w:val="28"/>
+              </w:rPr>
+            </w:pPr>
+            <w:r>
+              <w:rPr>
+                <w:rFonts w:ascii="Times New Roman" w:hAnsi="Times New Roman" w:cs="Times New Roman"/>
+                <w:b/>
+                <w:sz w:val="28"/>
+                <w:szCs w:val="28"/>
+              </w:rPr>
+              <w:t>IV. Технические правки</w:t>
+            </w:r>
+          </w:p>
+        </w:tc>
+      </w:tr>
+      <w:tr>
+        <w:tc>
+          <w:tcPr>
+            <w:tcW w:w="884" w:type="dxa"/>
+            <w:tcBorders>
+              <w:bottom w:val="single" w:sz="4" w:space="0" w:color="auto"/>
+            </w:tcBorders>
             <w:shd w:val="clear" w:color="auto" w:fill="auto"/>
           </w:tcPr>
           <w:p>
@@ -1740,14 +1632,16 @@
                 <w:sz w:val="28"/>
                 <w:szCs w:val="28"/>
               </w:rPr>
-              <w:lastRenderedPageBreak/>
               <w:t>6</w:t>
             </w:r>
           </w:p>
         </w:tc>
         <w:tc>
           <w:tcPr>
-            <w:tcW w:w="3103" w:type="dxa"/>
+            <w:tcW w:w="3531" w:type="dxa"/>
+            <w:tcBorders>
+              <w:bottom w:val="single" w:sz="4" w:space="0" w:color="auto"/>
+            </w:tcBorders>
             <w:shd w:val="clear" w:color="auto" w:fill="auto"/>
           </w:tcPr>
           <w:p>
@@ -1766,13 +1660,301 @@
                 <w:sz w:val="28"/>
                 <w:szCs w:val="28"/>
               </w:rPr>
+              <w:t>Часть 3. Имущество Фонда</w:t>
+            </w:r>
+          </w:p>
+          <w:p>
+            <w:pPr>
+              <w:spacing w:line="276" w:lineRule="auto"/>
+              <w:jc w:val="both"/>
+              <w:rPr>
+                <w:rFonts w:ascii="Times New Roman" w:hAnsi="Times New Roman" w:cs="Times New Roman"/>
+                <w:sz w:val="28"/>
+                <w:szCs w:val="28"/>
+              </w:rPr>
+            </w:pPr>
+            <w:r>
+              <w:rPr>
+                <w:rFonts w:ascii="Times New Roman" w:hAnsi="Times New Roman" w:cs="Times New Roman"/>
+                <w:sz w:val="28"/>
+                <w:szCs w:val="28"/>
+              </w:rPr>
+              <w:t>3.1. … 3.3. …</w:t>
+            </w:r>
+          </w:p>
+          <w:p>
+            <w:pPr>
+              <w:spacing w:line="276" w:lineRule="auto"/>
+              <w:jc w:val="both"/>
+              <w:rPr>
+                <w:rFonts w:ascii="Times New Roman" w:hAnsi="Times New Roman" w:cs="Times New Roman"/>
+                <w:sz w:val="28"/>
+                <w:szCs w:val="28"/>
+              </w:rPr>
+            </w:pPr>
+            <w:r>
+              <w:rPr>
+                <w:rFonts w:ascii="Times New Roman" w:hAnsi="Times New Roman" w:cs="Times New Roman"/>
+                <w:sz w:val="28"/>
+                <w:szCs w:val="28"/>
+              </w:rPr>
+              <w:t>Часть 3. Цели Фонда</w:t>
+            </w:r>
+          </w:p>
+          <w:p>
+            <w:pPr>
+              <w:spacing w:line="276" w:lineRule="auto"/>
+              <w:jc w:val="both"/>
+              <w:rPr>
+                <w:rFonts w:ascii="Times New Roman" w:hAnsi="Times New Roman" w:cs="Times New Roman"/>
+                <w:sz w:val="28"/>
+                <w:szCs w:val="28"/>
+              </w:rPr>
+            </w:pPr>
+            <w:r>
+              <w:rPr>
+                <w:rFonts w:ascii="Times New Roman" w:hAnsi="Times New Roman" w:cs="Times New Roman"/>
+                <w:sz w:val="28"/>
+                <w:szCs w:val="28"/>
+              </w:rPr>
+              <w:t>Часть 4. Источник финансирования Фонда</w:t>
+            </w:r>
+          </w:p>
+          <w:p>
+            <w:pPr>
+              <w:spacing w:line="276" w:lineRule="auto"/>
+              <w:jc w:val="both"/>
+              <w:rPr>
+                <w:rFonts w:ascii="Times New Roman" w:hAnsi="Times New Roman" w:cs="Times New Roman"/>
+                <w:sz w:val="28"/>
+                <w:szCs w:val="28"/>
+              </w:rPr>
+            </w:pPr>
+            <w:r>
+              <w:rPr>
+                <w:rFonts w:ascii="Times New Roman" w:hAnsi="Times New Roman" w:cs="Times New Roman"/>
+                <w:sz w:val="28"/>
+                <w:szCs w:val="28"/>
+              </w:rPr>
+              <w:t>Часть 5. Поправки и отзывы</w:t>
+            </w:r>
+          </w:p>
+          <w:p>
+            <w:pPr>
+              <w:spacing w:line="276" w:lineRule="auto"/>
+              <w:jc w:val="both"/>
+              <w:rPr>
+                <w:rFonts w:ascii="Times New Roman" w:hAnsi="Times New Roman" w:cs="Times New Roman"/>
+                <w:sz w:val="28"/>
+                <w:szCs w:val="28"/>
+              </w:rPr>
+            </w:pPr>
+            <w:r>
+              <w:rPr>
+                <w:rFonts w:ascii="Times New Roman" w:hAnsi="Times New Roman" w:cs="Times New Roman"/>
+                <w:sz w:val="28"/>
+                <w:szCs w:val="28"/>
+              </w:rPr>
+              <w:t>Часть 6. Заявление</w:t>
+            </w:r>
+          </w:p>
+        </w:tc>
+        <w:tc>
+          <w:tcPr>
+            <w:tcW w:w="6402" w:type="dxa"/>
+            <w:tcBorders>
+              <w:bottom w:val="single" w:sz="4" w:space="0" w:color="auto"/>
+            </w:tcBorders>
+            <w:shd w:val="clear" w:color="auto" w:fill="auto"/>
+          </w:tcPr>
+          <w:p>
+            <w:pPr>
+              <w:spacing w:line="276" w:lineRule="auto"/>
+              <w:jc w:val="both"/>
+              <w:rPr>
+                <w:rFonts w:ascii="Times New Roman" w:hAnsi="Times New Roman" w:cs="Times New Roman"/>
+                <w:b/>
+                <w:sz w:val="28"/>
+                <w:szCs w:val="28"/>
+              </w:rPr>
+            </w:pPr>
+            <w:r>
+              <w:rPr>
+                <w:rFonts w:ascii="Times New Roman" w:hAnsi="Times New Roman" w:cs="Times New Roman"/>
+                <w:b/>
+                <w:sz w:val="28"/>
+                <w:szCs w:val="28"/>
+              </w:rPr>
+              <w:t>Часть 3. Имущество Фонда (пункты 3.1, 3.2)</w:t>
+            </w:r>
+          </w:p>
+          <w:p>
+            <w:pPr>
+              <w:spacing w:line="276" w:lineRule="auto"/>
+              <w:jc w:val="both"/>
+              <w:rPr>
+                <w:rFonts w:ascii="Times New Roman" w:hAnsi="Times New Roman" w:cs="Times New Roman"/>
+                <w:b/>
+                <w:sz w:val="28"/>
+                <w:szCs w:val="28"/>
+              </w:rPr>
+            </w:pPr>
+            <w:r>
+              <w:rPr>
+                <w:rFonts w:ascii="Times New Roman" w:hAnsi="Times New Roman" w:cs="Times New Roman"/>
+                <w:b/>
+                <w:sz w:val="28"/>
+                <w:szCs w:val="28"/>
+              </w:rPr>
+              <w:t>Часть 4. Цели Фонда (пункты 4.1, 4.2)</w:t>
+            </w:r>
+          </w:p>
+          <w:p>
+            <w:pPr>
+              <w:spacing w:line="276" w:lineRule="auto"/>
+              <w:jc w:val="both"/>
+              <w:rPr>
+                <w:rFonts w:ascii="Times New Roman" w:hAnsi="Times New Roman" w:cs="Times New Roman"/>
+                <w:b/>
+                <w:sz w:val="28"/>
+                <w:szCs w:val="28"/>
+              </w:rPr>
+            </w:pPr>
+            <w:r>
+              <w:rPr>
+                <w:rFonts w:ascii="Times New Roman" w:hAnsi="Times New Roman" w:cs="Times New Roman"/>
+                <w:b/>
+                <w:sz w:val="28"/>
+                <w:szCs w:val="28"/>
+              </w:rPr>
+              <w:t>Часть 5. Источник финансирования Фонда</w:t>
+            </w:r>
+          </w:p>
+          <w:p>
+            <w:pPr>
+              <w:spacing w:line="276" w:lineRule="auto"/>
+              <w:jc w:val="both"/>
+              <w:rPr>
+                <w:rFonts w:ascii="Times New Roman" w:hAnsi="Times New Roman" w:cs="Times New Roman"/>
+                <w:b/>
+                <w:sz w:val="28"/>
+                <w:szCs w:val="28"/>
+              </w:rPr>
+            </w:pPr>
+            <w:r>
+              <w:rPr>
+                <w:rFonts w:ascii="Times New Roman" w:hAnsi="Times New Roman" w:cs="Times New Roman"/>
+                <w:b/>
+                <w:sz w:val="28"/>
+                <w:szCs w:val="28"/>
+              </w:rPr>
+              <w:t>Часть 6. Поправки и отзывы</w:t>
+            </w:r>
+          </w:p>
+          <w:p>
+            <w:pPr>
+              <w:spacing w:line="276" w:lineRule="auto"/>
+              <w:jc w:val="both"/>
+              <w:rPr>
+                <w:rFonts w:ascii="Times New Roman" w:hAnsi="Times New Roman" w:cs="Times New Roman"/>
+                <w:sz w:val="28"/>
+                <w:szCs w:val="28"/>
+              </w:rPr>
+            </w:pPr>
+            <w:r>
+              <w:rPr>
+                <w:rFonts w:ascii="Times New Roman" w:hAnsi="Times New Roman" w:cs="Times New Roman"/>
+                <w:b/>
+                <w:sz w:val="28"/>
+                <w:szCs w:val="28"/>
+              </w:rPr>
+              <w:t>Часть 7. Заявление</w:t>
+            </w:r>
+          </w:p>
+        </w:tc>
+        <w:tc>
+          <w:tcPr>
+            <w:tcW w:w="3743" w:type="dxa"/>
+            <w:tcBorders>
+              <w:bottom w:val="single" w:sz="4" w:space="0" w:color="auto"/>
+            </w:tcBorders>
+            <w:shd w:val="clear" w:color="auto" w:fill="auto"/>
+          </w:tcPr>
+          <w:p>
+            <w:pPr>
+              <w:spacing w:line="276" w:lineRule="auto"/>
+              <w:jc w:val="both"/>
+              <w:rPr>
+                <w:rFonts w:ascii="Times New Roman" w:hAnsi="Times New Roman" w:cs="Times New Roman"/>
+                <w:sz w:val="28"/>
+                <w:szCs w:val="28"/>
+              </w:rPr>
+            </w:pPr>
+            <w:r>
+              <w:rPr>
+                <w:rFonts w:ascii="Times New Roman" w:hAnsi="Times New Roman" w:cs="Times New Roman"/>
+                <w:sz w:val="28"/>
+                <w:szCs w:val="28"/>
+              </w:rPr>
+              <w:t>Две части имеют номер 3, в части «Имущество Фонда» пропущен пункт 3.2. При подготовке новой редакции Устава нумерация частей и пунктов приводится в порядок; пункты 3.1 и 3.2 части «Цели Фонда» (позиции 2–4 настоящей таблицы) становятся пунктами 4.1 и 4.2</w:t>
+            </w:r>
+          </w:p>
+        </w:tc>
+      </w:tr>
+      <w:tr>
+        <w:tc>
+          <w:tcPr>
+            <w:tcW w:w="884" w:type="dxa"/>
+            <w:shd w:val="clear" w:color="auto" w:fill="auto"/>
+          </w:tcPr>
+          <w:p>
+            <w:pPr>
+              <w:spacing w:line="276" w:lineRule="auto"/>
+              <w:jc w:val="center"/>
+              <w:rPr>
+                <w:rFonts w:ascii="Times New Roman" w:hAnsi="Times New Roman" w:cs="Times New Roman"/>
+                <w:sz w:val="28"/>
+                <w:szCs w:val="28"/>
+              </w:rPr>
+            </w:pPr>
+            <w:r>
+              <w:rPr>
+                <w:rFonts w:ascii="Times New Roman" w:hAnsi="Times New Roman" w:cs="Times New Roman"/>
+                <w:sz w:val="28"/>
+                <w:szCs w:val="28"/>
+              </w:rPr>
+              <w:t>7</w:t>
+            </w:r>
+          </w:p>
+        </w:tc>
+        <w:tc>
+          <w:tcPr>
+            <w:tcW w:w="3531" w:type="dxa"/>
+            <w:shd w:val="clear" w:color="auto" w:fill="auto"/>
+          </w:tcPr>
+          <w:p>
+            <w:pPr>
+              <w:spacing w:line="276" w:lineRule="auto"/>
+              <w:jc w:val="both"/>
+              <w:rPr>
+                <w:rFonts w:ascii="Times New Roman" w:hAnsi="Times New Roman" w:cs="Times New Roman"/>
+                <w:sz w:val="28"/>
+                <w:szCs w:val="28"/>
+              </w:rPr>
+            </w:pPr>
+            <w:r>
+              <w:rPr>
+                <w:rFonts w:ascii="Times New Roman" w:hAnsi="Times New Roman" w:cs="Times New Roman"/>
+                <w:sz w:val="28"/>
+                <w:szCs w:val="28"/>
+              </w:rPr>
               <w:t>Приложения 1–2: Учредитель; члены Управляющего совета (минимум 2).</w:t>
             </w:r>
           </w:p>
         </w:tc>
         <w:tc>
           <w:tcPr>
-            <w:tcW w:w="7428" w:type="dxa"/>
+            <w:tcW w:w="6402" w:type="dxa"/>
             <w:shd w:val="clear" w:color="auto" w:fill="auto"/>
           </w:tcPr>
           <w:p>
@@ -1798,7 +1980,7 @@
         </w:tc>
         <w:tc>
           <w:tcPr>
-            <w:tcW w:w="3292" w:type="dxa"/>
+            <w:tcW w:w="3743" w:type="dxa"/>
             <w:shd w:val="clear" w:color="auto" w:fill="auto"/>
           </w:tcPr>
           <w:p>
@@ -1978,7 +2160,7 @@
             <w:rStyle w:val="a8"/>
             <w:noProof/>
           </w:rPr>
-          <w:t>7</w:t>
+          <w:t>4</w:t>
         </w:r>
         <w:r>
           <w:rPr>

--- a/Устав/_документы/СТ по Уставу.docx
+++ b/Устав/_документы/СТ по Уставу.docx
@@ -925,19 +925,17 @@
                 <w:sz w:val="28"/>
                 <w:szCs w:val="28"/>
               </w:rPr>
-              <w:t>12) Образовательная деятельность: обучение, повышение квалификации и развитие потенциала специалистов в области изменения климата, устойчивого развития и ESG, в том числе через Учебный центр Фонда;</w:t>
-            </w:r>
-          </w:p>
-          <w:p>
-            <w:pPr>
-              <w:spacing w:line="276" w:lineRule="auto"/>
-              <w:jc w:val="both"/>
-              <w:rPr>
-                <w:rFonts w:ascii="Times New Roman" w:hAnsi="Times New Roman" w:cs="Times New Roman"/>
-                <w:sz w:val="28"/>
-                <w:szCs w:val="28"/>
-              </w:rPr>
-            </w:pPr>
+              <w:t xml:space="preserve">12) Образовательная деятельность: обучение, повышение квалификации и развитие потенциала </w:t>
+            </w:r>
+            <w:r>
+              <w:rPr>
+                <w:rFonts w:ascii="Times New Roman" w:hAnsi="Times New Roman" w:cs="Times New Roman"/>
+                <w:b/>
+                <w:sz w:val="28"/>
+                <w:szCs w:val="28"/>
+              </w:rPr>
+              <w:t xml:space="preserve">специалистов в области охраны окружающей среды, изменения климата, </w:t>
+            </w:r>
             <w:r>
               <w:rPr>
                 <w:rFonts w:ascii="Times New Roman" w:hAnsi="Times New Roman" w:cs="Times New Roman"/>
@@ -946,6 +944,35 @@
                 <w:szCs w:val="28"/>
               </w:rPr>
               <w:lastRenderedPageBreak/>
+              <w:t>устойчивого развития и ESG</w:t>
+            </w:r>
+            <w:r>
+              <w:rPr>
+                <w:rFonts w:ascii="Times New Roman" w:hAnsi="Times New Roman" w:cs="Times New Roman"/>
+                <w:b/>
+                <w:sz w:val="28"/>
+                <w:szCs w:val="28"/>
+              </w:rPr>
+              <w:t>, в том числе через Учебный центр Фонда;</w:t>
+            </w:r>
+          </w:p>
+          <w:p>
+            <w:pPr>
+              <w:spacing w:line="276" w:lineRule="auto"/>
+              <w:jc w:val="both"/>
+              <w:rPr>
+                <w:rFonts w:ascii="Times New Roman" w:hAnsi="Times New Roman" w:cs="Times New Roman"/>
+                <w:sz w:val="28"/>
+                <w:szCs w:val="28"/>
+              </w:rPr>
+            </w:pPr>
+            <w:r>
+              <w:rPr>
+                <w:rFonts w:ascii="Times New Roman" w:hAnsi="Times New Roman" w:cs="Times New Roman"/>
+                <w:b/>
+                <w:sz w:val="28"/>
+                <w:szCs w:val="28"/>
+              </w:rPr>
               <w:t>13) Экспертное сопровождение: экспертиза проектов, программ и документов в области климата и экологии, выработка экспертных заключений и рекомендаций, в том числе с участием Экспертного совета, экспертной сети и экспертного центра «Зеленый Think Tank» Фонда;</w:t>
             </w:r>
           </w:p>
@@ -1213,7 +1240,17 @@
                 <w:sz w:val="28"/>
                 <w:szCs w:val="28"/>
               </w:rPr>
-              <w:t>3.2. Для достижения целей Фонда решением Управляющего совета в структуру Фонда включаются Учебный центр, Экспертный совет и иные подразделения и консультативно-совещательные органы. Статус, задачи и порядок работы таких подразделений и органов определяются положениями, утверждаемыми Управляющим советом.</w:t>
+              <w:t xml:space="preserve">3.2. Для достижения целей Фонда решением Управляющего совета в структуру Фонда включаются Учебный центр, Экспертный совет </w:t>
+            </w:r>
+            <w:r>
+              <w:rPr>
+                <w:rFonts w:ascii="Times New Roman" w:hAnsi="Times New Roman" w:cs="Times New Roman"/>
+                <w:b/>
+                <w:sz w:val="28"/>
+                <w:szCs w:val="28"/>
+              </w:rPr>
+              <w:lastRenderedPageBreak/>
+              <w:t>и иные подразделения и консультативно-совещательные органы. Статус, задачи и порядок работы таких подразделений и органов определяются положениями, утверждаемыми Управляющим советом.</w:t>
             </w:r>
           </w:p>
         </w:tc>
@@ -1241,7 +1278,17 @@
                 <w:sz w:val="28"/>
                 <w:szCs w:val="28"/>
               </w:rPr>
-              <w:t>Закрепление в Уставе порядка формирования структуры Фонда; в части 3 «Цели Фонда» пункт 3.2 отсутствует</w:t>
+              <w:lastRenderedPageBreak/>
+              <w:t xml:space="preserve">Закрепление в Уставе порядка формирования структуры Фонда; в части 3 </w:t>
+            </w:r>
+            <w:r>
+              <w:rPr>
+                <w:rFonts w:ascii="Times New Roman" w:hAnsi="Times New Roman" w:cs="Times New Roman"/>
+                <w:sz w:val="28"/>
+                <w:szCs w:val="28"/>
+              </w:rPr>
+              <w:lastRenderedPageBreak/>
+              <w:t>«Цели Фонда» пункт 3.2 отсутствует</w:t>
             </w:r>
           </w:p>
         </w:tc>
@@ -1271,6 +1318,7 @@
                 <w:sz w:val="28"/>
                 <w:szCs w:val="28"/>
               </w:rPr>
+              <w:lastRenderedPageBreak/>
               <w:t>4</w:t>
             </w:r>
           </w:p>
@@ -1569,7 +1617,16 @@
                 <w:sz w:val="28"/>
                 <w:szCs w:val="28"/>
               </w:rPr>
-              <w:t>Попечительский совет (Верховный попечитель) осуществляет надзор за Фондом, а не текущее управление: бюджет, политики и сделки с основными средствами утверждает Управляющий совет с уведомлением Верховного попечителя (Положение, п. 3.10–3.12, 8.4, 8.7, 14.1). Регламент фондов МФЦА, п. 20(8)–(10). «Надзор» – в соответствии с английским текстом («under supervision»)</w:t>
+              <w:t xml:space="preserve">Попечительский совет (Верховный попечитель) осуществляет надзор за Фондом, а не текущее управление: бюджет, политики и сделки с основными средствами утверждает Управляющий совет с уведомлением </w:t>
+            </w:r>
+            <w:r>
+              <w:rPr>
+                <w:rFonts w:ascii="Times New Roman" w:hAnsi="Times New Roman" w:cs="Times New Roman"/>
+                <w:sz w:val="28"/>
+                <w:szCs w:val="28"/>
+              </w:rPr>
+              <w:lastRenderedPageBreak/>
+              <w:t>Верховного попечителя (Положение, п. 3.10–3.12, 8.4, 8.7, 14.1). Регламент фондов МФЦА, п. 20(8)–(10). «Надзор» – в соответствии с английским текстом («under supervision»)</w:t>
             </w:r>
           </w:p>
         </w:tc>
@@ -1602,6 +1659,7 @@
                 <w:sz w:val="28"/>
                 <w:szCs w:val="28"/>
               </w:rPr>
+              <w:lastRenderedPageBreak/>
               <w:t>IV. Технические правки</w:t>
             </w:r>
           </w:p>
@@ -2160,7 +2218,7 @@
             <w:rStyle w:val="a8"/>
             <w:noProof/>
           </w:rPr>
-          <w:t>4</w:t>
+          <w:t>7</w:t>
         </w:r>
         <w:r>
           <w:rPr>
